--- a/Ülesanne-1 Akna loomine ja kujundid/Foori_dokumentatsioon.docx
+++ b/Ülesanne-1 Akna loomine ja kujundid/Foori_dokumentatsioon.docx
@@ -78,7 +78,7 @@
     </w:p>
     <w:p>
       <w:r>
-        <w:t>(Lisa siia oma GitHub repository link)</w:t>
+        <w:t>https://github.com/taivotobreluts/pygame-projektid</w:t>
       </w:r>
     </w:p>
     <w:p>
